--- a/public/templates/ccms/LSH-CMS-T01-Mutual-Non-Disclosure-Agreement-v1.0.docx
+++ b/public/templates/ccms/LSH-CMS-T01-Mutual-Non-Disclosure-Agreement-v1.0.docx
@@ -693,7 +693,7 @@
               <w:rPr>
                 <w:sz w:val="16"/>
               </w:rPr>
-              <w:t>Agreement term per Schedule 1 (default 2 years); obligations survive 3 years after expiry; trade secrets and Personal Data indefinitely.</w:t>
+              <w:t>Agreement term per Schedule 1 (default 3 years); obligations survive 3 years after expiry; trade secrets and Personal Data indefinitely.</w:t>
             </w:r>
           </w:p>
         </w:tc>
@@ -2650,7 +2650,7 @@
                 <w:b w:val="0"/>
                 <w:sz w:val="19"/>
               </w:rPr>
-              <w:t>[Two (2) years] from the Date of Agreement</w:t>
+              <w:t>[Three (3) years] from the Date of Agreement</w:t>
             </w:r>
           </w:p>
         </w:tc>
